--- a/por/docx/013.content.docx
+++ b/por/docx/013.content.docx
@@ -19,7 +19,7 @@
         <w:rPr>
           <w:lang w:val="pt_PT" w:bidi="pt_PT"/>
         </w:rPr>
-        <w:t>Resource: Termos Chave (SRV)</w:t>
+        <w:t>Resource: Familiarization, Internalization, Articulation (Fia) Terms</w:t>
       </w:r>
       <w:r>
         <w:rPr>
@@ -39,42 +39,61 @@
           <w:b/>
           <w:lang w:val="pt_PT" w:bidi="pt_PT"/>
         </w:rPr>
-        <w:t>Familiarization, Internalization, Articulation (FIA) Key Terms</w:t>
-      </w:r>
-      <w:r>
-        <w:rPr>
-          <w:lang w:val="pt_PT" w:bidi="pt_PT"/>
-        </w:rPr>
-        <w:t xml:space="preserve"> © 2023 SRV Partners Released under CC BY-SA 4.0 license. </w:t>
-      </w:r>
-      <w:r>
-        <w:rPr>
-          <w:lang w:val="pt_PT" w:bidi="pt_PT"/>
-        </w:rPr>
-        <w:t>Familiarization, Internalization, Articulation (FIA) Key Terms</w:t>
-      </w:r>
-      <w:r>
-        <w:rPr>
-          <w:lang w:val="pt_PT" w:bidi="pt_PT"/>
-        </w:rPr>
-        <w:t xml:space="preserve"> has been adapted in the following languages Tok Pisin, عربي, Français, हिंदी, Bahasa Indonesia, Português, Русский, Español, Kiswahili, 简体中文 from </w:t>
-      </w:r>
-      <w:r>
-        <w:rPr>
-          <w:lang w:val="pt_PT" w:bidi="pt_PT"/>
-        </w:rPr>
-        <w:t>Familiarization, Internalization, Articulation (FIA)</w:t>
-      </w:r>
-      <w:r>
-        <w:rPr>
-          <w:lang w:val="pt_PT" w:bidi="pt_PT"/>
-        </w:rPr>
-        <w:t xml:space="preserve"> © 2023 SRV Partners. Released under CC BY-SA 4.0 license by Mission Mutual</w:t>
-      </w:r>
-      <w:r>
-        <w:rPr>
-          <w:lang w:val="pt_PT" w:bidi="pt_PT"/>
-        </w:rPr>
+        <w:t>Familiarization, Internalization, Articulation (Fia) Terms</w:t>
+      </w:r>
+      <w:r>
+        <w:rPr>
+          <w:lang w:val="pt_PT" w:bidi="pt_PT"/>
+        </w:rPr>
+        <w:t xml:space="preserve"> (Portuguese) is based on: </w:t>
+      </w:r>
+      <w:r>
+        <w:rPr>
+          <w:lang w:val="pt_PT" w:bidi="pt_PT"/>
+        </w:rPr>
+        <w:t>Familiarization, Internalization, Articulation (Fia) Terms</w:t>
+      </w:r>
+      <w:r>
+        <w:rPr>
+          <w:lang w:val="pt_PT" w:bidi="pt_PT"/>
+        </w:rPr>
+        <w:t xml:space="preserve">, </w:t>
+      </w:r>
+      <w:hyperlink r:id="rId13">
+        <w:r>
+          <w:rPr>
+            <w:lang w:val="pt_PT" w:bidi="pt_PT"/>
+          </w:rPr>
+          <w:rPr>
+            <w:color w:val="0000EE"/>
+            <w:u w:val="single"/>
+          </w:rPr>
+          <w:t>SRV Partners</w:t>
+        </w:r>
+      </w:hyperlink>
+      <w:r>
+        <w:rPr>
+          <w:lang w:val="pt_PT" w:bidi="pt_PT"/>
+        </w:rPr>
+        <w:t xml:space="preserve">, 2023, which is licensed under a </w:t>
+      </w:r>
+      <w:hyperlink r:id="rId14">
+        <w:r>
+          <w:rPr>
+            <w:lang w:val="pt_PT" w:bidi="pt_PT"/>
+          </w:rPr>
+          <w:rPr>
+            <w:color w:val="0000EE"/>
+            <w:u w:val="single"/>
+          </w:rPr>
+          <w:t>CC BY-SA 4.0 license</w:t>
+        </w:r>
+      </w:hyperlink>
+      <w:r>
+        <w:rPr>
+          <w:lang w:val="pt_PT" w:bidi="pt_PT"/>
+        </w:rPr>
+        <w:t>.</w:t>
       </w:r>
       <w:r>
         <w:rPr>
@@ -83,6 +102,30 @@
       </w:r>
     </w:p>
     <w:p>
+      <w:pPr/>
+      <w:r>
+        <w:rPr>
+          <w:lang w:val="pt_PT" w:bidi="pt_PT"/>
+        </w:rPr>
+      </w:r>
+      <w:r>
+        <w:rPr>
+          <w:lang w:val="pt_PT" w:bidi="pt_PT"/>
+        </w:rPr>
+        <w:t>This PDF version is provided under the same license.</w:t>
+      </w:r>
+      <w:r>
+        <w:rPr>
+          <w:lang w:val="pt_PT" w:bidi="pt_PT"/>
+        </w:rPr>
+      </w:r>
+      <w:r>
+        <w:rPr>
+          <w:lang w:val="pt_PT" w:bidi="pt_PT"/>
+        </w:rPr>
+      </w:r>
+    </w:p>
+    <w:p>
       <w:pPr>
         <w:pStyle w:val="Heading1"/>
       </w:pPr>
@@ -90,7 +133,7 @@
         <w:rPr>
           <w:lang w:val="pt_PT" w:bidi="pt_PT"/>
         </w:rPr>
-        <w:t>Termos Chave (SRV)</w:t>
+        <w:t>Familiarization, Internalization, Articulation (Fia) Terms</w:t>
       </w:r>
     </w:p>
     <w:p>
@@ -265,7 +308,23 @@
         <w:rPr>
           <w:lang w:val="pt_PT" w:bidi="pt_PT"/>
         </w:rPr>
-        <w:t>Nazaré</w:t>
+        <w:t>nação</w:t>
+      </w:r>
+      <w:r>
+        <w:rPr>
+          <w:lang w:val="pt_PT" w:bidi="pt_PT"/>
+        </w:rPr>
+      </w:r>
+    </w:p>
+    <w:p>
+      <w:pPr>
+        <w:pStyle w:val="Heading4"/>
+      </w:pPr>
+      <w:r>
+        <w:rPr>
+          <w:lang w:val="pt_PT" w:bidi="pt_PT"/>
+        </w:rPr>
+        <w:t>Audio Content</w:t>
       </w:r>
       <w:r>
         <w:rPr>
@@ -280,6 +339,66 @@
           <w:lang w:val="pt_PT" w:bidi="pt_PT"/>
         </w:rPr>
       </w:r>
+      <w:hyperlink r:id="rId15">
+        <w:r>
+          <w:rPr>
+            <w:lang w:val="pt_PT" w:bidi="pt_PT"/>
+          </w:rPr>
+          <w:rPr>
+            <w:color w:val="0000EE"/>
+            <w:u w:val="single"/>
+          </w:rPr>
+          <w:t>mp3 file</w:t>
+        </w:r>
+      </w:hyperlink>
+      <w:r>
+        <w:rPr>
+          <w:lang w:val="pt_PT" w:bidi="pt_PT"/>
+        </w:rPr>
+        <w:t xml:space="preserve"> (None KB)</w:t>
+      </w:r>
+      <w:r>
+        <w:rPr>
+          <w:lang w:val="pt_PT" w:bidi="pt_PT"/>
+        </w:rPr>
+      </w:r>
+      <w:r>
+        <w:rPr>
+          <w:lang w:val="pt_PT" w:bidi="pt_PT"/>
+        </w:rPr>
+      </w:r>
+    </w:p>
+    <w:p>
+      <w:pPr/>
+      <w:r>
+        <w:rPr>
+          <w:lang w:val="pt_PT" w:bidi="pt_PT"/>
+        </w:rPr>
+      </w:r>
+    </w:p>
+    <w:p>
+      <w:pPr>
+        <w:pStyle w:val="Heading2"/>
+      </w:pPr>
+      <w:r>
+        <w:rPr>
+          <w:lang w:val="pt_PT" w:bidi="pt_PT"/>
+        </w:rPr>
+        <w:t>Nazaré</w:t>
+      </w:r>
+      <w:r>
+        <w:rPr>
+          <w:lang w:val="pt_PT" w:bidi="pt_PT"/>
+        </w:rPr>
+      </w:r>
+    </w:p>
+    <w:p>
+      <w:pPr/>
+      <w:r>
+        <w:rPr>
+          <w:lang w:val="pt_PT" w:bidi="pt_PT"/>
+        </w:rPr>
+      </w:r>
       <w:r>
         <w:rPr>
           <w:b/>
@@ -293,77 +412,189 @@
         </w:rPr>
         <w:t xml:space="preserve"> é uma pequena cidade na região da </w:t>
       </w:r>
-      <w:r>
-        <w:rPr>
-          <w:lang w:val="pt_PT" w:bidi="pt_PT"/>
-        </w:rPr>
-        <w:t>Galileia</w:t>
-      </w:r>
+      <w:hyperlink r:id="rId16">
+        <w:r>
+          <w:rPr>
+            <w:lang w:val="pt_PT" w:bidi="pt_PT"/>
+          </w:rPr>
+          <w:rPr>
+            <w:color w:val="0000EE"/>
+            <w:u w:val="single"/>
+          </w:rPr>
+          <w:t>Galileia</w:t>
+        </w:r>
+      </w:hyperlink>
       <w:r>
         <w:rPr>
           <w:lang w:val="pt_PT" w:bidi="pt_PT"/>
         </w:rPr>
         <w:t xml:space="preserve">, no norte de </w:t>
       </w:r>
-      <w:r>
-        <w:rPr>
-          <w:lang w:val="pt_PT" w:bidi="pt_PT"/>
-        </w:rPr>
-        <w:t>Israel</w:t>
-      </w:r>
+      <w:hyperlink r:id="rId17">
+        <w:r>
+          <w:rPr>
+            <w:lang w:val="pt_PT" w:bidi="pt_PT"/>
+          </w:rPr>
+          <w:rPr>
+            <w:color w:val="0000EE"/>
+            <w:u w:val="single"/>
+          </w:rPr>
+          <w:t>Israel</w:t>
+        </w:r>
+      </w:hyperlink>
       <w:r>
         <w:rPr>
           <w:lang w:val="pt_PT" w:bidi="pt_PT"/>
         </w:rPr>
         <w:t xml:space="preserve">. Nazaré não aparece no Antigo Testamento, e a primeira vez que ouvimos sobre essa cidade é quando ouvimos que </w:t>
       </w:r>
-      <w:r>
-        <w:rPr>
-          <w:lang w:val="pt_PT" w:bidi="pt_PT"/>
-        </w:rPr>
-        <w:t>Maria</w:t>
-      </w:r>
+      <w:hyperlink r:id="rId18">
+        <w:r>
+          <w:rPr>
+            <w:lang w:val="pt_PT" w:bidi="pt_PT"/>
+          </w:rPr>
+          <w:rPr>
+            <w:color w:val="0000EE"/>
+            <w:u w:val="single"/>
+          </w:rPr>
+          <w:t>Maria</w:t>
+        </w:r>
+      </w:hyperlink>
       <w:r>
         <w:rPr>
           <w:lang w:val="pt_PT" w:bidi="pt_PT"/>
         </w:rPr>
         <w:t xml:space="preserve"> e José, os pais de Jesus, eram de Nazaré. Jesus nasceu em uma aldeia chamada </w:t>
       </w:r>
-      <w:r>
-        <w:rPr>
-          <w:lang w:val="pt_PT" w:bidi="pt_PT"/>
-        </w:rPr>
-        <w:t>Belém</w:t>
-      </w:r>
+      <w:hyperlink r:id="rId19">
+        <w:r>
+          <w:rPr>
+            <w:lang w:val="pt_PT" w:bidi="pt_PT"/>
+          </w:rPr>
+          <w:rPr>
+            <w:color w:val="0000EE"/>
+            <w:u w:val="single"/>
+          </w:rPr>
+          <w:t>Belém</w:t>
+        </w:r>
+      </w:hyperlink>
       <w:r>
         <w:rPr>
           <w:lang w:val="pt_PT" w:bidi="pt_PT"/>
         </w:rPr>
         <w:t xml:space="preserve">, na </w:t>
       </w:r>
-      <w:r>
-        <w:rPr>
-          <w:lang w:val="pt_PT" w:bidi="pt_PT"/>
-        </w:rPr>
-        <w:t>Judeia</w:t>
-      </w:r>
+      <w:hyperlink r:id="rId20">
+        <w:r>
+          <w:rPr>
+            <w:lang w:val="pt_PT" w:bidi="pt_PT"/>
+          </w:rPr>
+          <w:rPr>
+            <w:color w:val="0000EE"/>
+            <w:u w:val="single"/>
+          </w:rPr>
+          <w:t>Judeia</w:t>
+        </w:r>
+      </w:hyperlink>
       <w:r>
         <w:rPr>
           <w:lang w:val="pt_PT" w:bidi="pt_PT"/>
         </w:rPr>
         <w:t xml:space="preserve">, mas quando ele ainda era pequeno, Maria e José foram viver em Nazaré. Portanto, Jesus foi mais tarde chamado de nazareno, que significa alguém de Nazaré. Isso não era um elogio. Os </w:t>
       </w:r>
-      <w:r>
-        <w:rPr>
-          <w:lang w:val="pt_PT" w:bidi="pt_PT"/>
-        </w:rPr>
-        <w:t>judeus</w:t>
-      </w:r>
+      <w:hyperlink r:id="rId21">
+        <w:r>
+          <w:rPr>
+            <w:lang w:val="pt_PT" w:bidi="pt_PT"/>
+          </w:rPr>
+          <w:rPr>
+            <w:color w:val="0000EE"/>
+            <w:u w:val="single"/>
+          </w:rPr>
+          <w:t>judeus</w:t>
+        </w:r>
+      </w:hyperlink>
       <w:r>
         <w:rPr>
           <w:lang w:val="pt_PT" w:bidi="pt_PT"/>
         </w:rPr>
         <w:t xml:space="preserve"> da Judeia desprezavam as pessoas na Galileia, e mesmo as pessoas dentro da Galileia desprezavam as pessoas de Nazaré, porque era uma cidade pequena e sem importância.</w:t>
+      </w:r>
+      <w:r>
+        <w:rPr>
+          <w:lang w:val="pt_PT" w:bidi="pt_PT"/>
+        </w:rPr>
+      </w:r>
+      <w:r>
+        <w:rPr>
+          <w:lang w:val="pt_PT" w:bidi="pt_PT"/>
+        </w:rPr>
+      </w:r>
+    </w:p>
+    <w:p>
+      <w:pPr/>
+      <w:r>
+        <w:rPr>
+          <w:lang w:val="pt_PT" w:bidi="pt_PT"/>
+        </w:rPr>
+      </w:r>
+    </w:p>
+    <w:p>
+      <w:pPr>
+        <w:pStyle w:val="Heading2"/>
+      </w:pPr>
+      <w:r>
+        <w:rPr>
+          <w:lang w:val="pt_PT" w:bidi="pt_PT"/>
+        </w:rPr>
+        <w:t>Nazaré</w:t>
+      </w:r>
+      <w:r>
+        <w:rPr>
+          <w:lang w:val="pt_PT" w:bidi="pt_PT"/>
+        </w:rPr>
+      </w:r>
+    </w:p>
+    <w:p>
+      <w:pPr>
+        <w:pStyle w:val="Heading4"/>
+      </w:pPr>
+      <w:r>
+        <w:rPr>
+          <w:lang w:val="pt_PT" w:bidi="pt_PT"/>
+        </w:rPr>
+        <w:t>Audio Content</w:t>
+      </w:r>
+      <w:r>
+        <w:rPr>
+          <w:lang w:val="pt_PT" w:bidi="pt_PT"/>
+        </w:rPr>
+      </w:r>
+    </w:p>
+    <w:p>
+      <w:pPr/>
+      <w:r>
+        <w:rPr>
+          <w:lang w:val="pt_PT" w:bidi="pt_PT"/>
+        </w:rPr>
+      </w:r>
+      <w:hyperlink r:id="rId15">
+        <w:r>
+          <w:rPr>
+            <w:lang w:val="pt_PT" w:bidi="pt_PT"/>
+          </w:rPr>
+          <w:rPr>
+            <w:color w:val="0000EE"/>
+            <w:u w:val="single"/>
+          </w:rPr>
+          <w:t>mp3 file</w:t>
+        </w:r>
+      </w:hyperlink>
+      <w:r>
+        <w:rPr>
+          <w:lang w:val="pt_PT" w:bidi="pt_PT"/>
+        </w:rPr>
+        <w:t xml:space="preserve"> (None KB)</w:t>
       </w:r>
       <w:r>
         <w:rPr>

--- a/por/docx/013.content.docx
+++ b/por/docx/013.content.docx
@@ -39,80 +39,37 @@
           <w:b/>
           <w:lang w:val="pt_PT" w:bidi="pt_PT"/>
         </w:rPr>
-        <w:t>Familiarization, Internalization, Articulation (Fia) Terms</w:t>
-      </w:r>
-      <w:r>
-        <w:rPr>
-          <w:lang w:val="pt_PT" w:bidi="pt_PT"/>
-        </w:rPr>
-        <w:t xml:space="preserve"> (Portuguese) is based on: </w:t>
-      </w:r>
-      <w:r>
-        <w:rPr>
-          <w:lang w:val="pt_PT" w:bidi="pt_PT"/>
-        </w:rPr>
-        <w:t>Familiarization, Internalization, Articulation (Fia) Terms</w:t>
-      </w:r>
-      <w:r>
-        <w:rPr>
-          <w:lang w:val="pt_PT" w:bidi="pt_PT"/>
-        </w:rPr>
-        <w:t xml:space="preserve">, </w:t>
-      </w:r>
-      <w:hyperlink r:id="rId13">
-        <w:r>
-          <w:rPr>
-            <w:lang w:val="pt_PT" w:bidi="pt_PT"/>
-          </w:rPr>
-          <w:rPr>
-            <w:color w:val="0000EE"/>
-            <w:u w:val="single"/>
-          </w:rPr>
-          <w:t>SRV Partners</w:t>
-        </w:r>
-      </w:hyperlink>
-      <w:r>
-        <w:rPr>
-          <w:lang w:val="pt_PT" w:bidi="pt_PT"/>
-        </w:rPr>
-        <w:t xml:space="preserve">, 2023, which is licensed under a </w:t>
-      </w:r>
-      <w:hyperlink r:id="rId14">
-        <w:r>
-          <w:rPr>
-            <w:lang w:val="pt_PT" w:bidi="pt_PT"/>
-          </w:rPr>
-          <w:rPr>
-            <w:color w:val="0000EE"/>
-            <w:u w:val="single"/>
-          </w:rPr>
-          <w:t>CC BY-SA 4.0 license</w:t>
-        </w:r>
-      </w:hyperlink>
-      <w:r>
-        <w:rPr>
-          <w:lang w:val="pt_PT" w:bidi="pt_PT"/>
-        </w:rPr>
-        <w:t>.</w:t>
-      </w:r>
-      <w:r>
-        <w:rPr>
-          <w:lang w:val="pt_PT" w:bidi="pt_PT"/>
-        </w:rPr>
-      </w:r>
-    </w:p>
-    <w:p>
-      <w:pPr/>
-      <w:r>
-        <w:rPr>
-          <w:lang w:val="pt_PT" w:bidi="pt_PT"/>
-        </w:rPr>
-      </w:r>
-      <w:r>
-        <w:rPr>
-          <w:lang w:val="pt_PT" w:bidi="pt_PT"/>
-        </w:rPr>
-        <w:t>This PDF version is provided under the same license.</w:t>
+        <w:t>Familiarization, Internalization, Articulation (FIA) Key Terms</w:t>
+      </w:r>
+      <w:r>
+        <w:rPr>
+          <w:lang w:val="pt_PT" w:bidi="pt_PT"/>
+        </w:rPr>
+        <w:t xml:space="preserve"> © 2023 SRV Partners Released under CC BY-SA 4.0 license. </w:t>
+      </w:r>
+      <w:r>
+        <w:rPr>
+          <w:lang w:val="pt_PT" w:bidi="pt_PT"/>
+        </w:rPr>
+        <w:t>Familiarization, Internalization, Articulation (FIA) Key Terms</w:t>
+      </w:r>
+      <w:r>
+        <w:rPr>
+          <w:lang w:val="pt_PT" w:bidi="pt_PT"/>
+        </w:rPr>
+        <w:t xml:space="preserve"> has been adapted in the following languages Tok Pisin, عربي, Français, हिंदी, Bahasa Indonesia, Português, Русский, Español, Kiswahili, 简体中文 from </w:t>
+      </w:r>
+      <w:r>
+        <w:rPr>
+          <w:lang w:val="pt_PT" w:bidi="pt_PT"/>
+        </w:rPr>
+        <w:t>Familiarization, Internalization, Articulation (FIA)</w:t>
+      </w:r>
+      <w:r>
+        <w:rPr>
+          <w:lang w:val="pt_PT" w:bidi="pt_PT"/>
+        </w:rPr>
+        <w:t xml:space="preserve"> © 2023 SRV Partners. Released under CC BY-SA 4.0 license by Mission Mutual</w:t>
       </w:r>
       <w:r>
         <w:rPr>
@@ -339,7 +296,7 @@
           <w:lang w:val="pt_PT" w:bidi="pt_PT"/>
         </w:rPr>
       </w:r>
-      <w:hyperlink r:id="rId15">
+      <w:hyperlink r:id="rId13">
         <w:r>
           <w:rPr>
             <w:lang w:val="pt_PT" w:bidi="pt_PT"/>
@@ -412,7 +369,7 @@
         </w:rPr>
         <w:t xml:space="preserve"> é uma pequena cidade na região da </w:t>
       </w:r>
-      <w:hyperlink r:id="rId16">
+      <w:hyperlink r:id="rId14">
         <w:r>
           <w:rPr>
             <w:lang w:val="pt_PT" w:bidi="pt_PT"/>
@@ -430,7 +387,7 @@
         </w:rPr>
         <w:t xml:space="preserve">, no norte de </w:t>
       </w:r>
-      <w:hyperlink r:id="rId17">
+      <w:hyperlink r:id="rId15">
         <w:r>
           <w:rPr>
             <w:lang w:val="pt_PT" w:bidi="pt_PT"/>
@@ -448,7 +405,7 @@
         </w:rPr>
         <w:t xml:space="preserve">. Nazaré não aparece no Antigo Testamento, e a primeira vez que ouvimos sobre essa cidade é quando ouvimos que </w:t>
       </w:r>
-      <w:hyperlink r:id="rId18">
+      <w:hyperlink r:id="rId16">
         <w:r>
           <w:rPr>
             <w:lang w:val="pt_PT" w:bidi="pt_PT"/>
@@ -466,7 +423,7 @@
         </w:rPr>
         <w:t xml:space="preserve"> e José, os pais de Jesus, eram de Nazaré. Jesus nasceu em uma aldeia chamada </w:t>
       </w:r>
-      <w:hyperlink r:id="rId19">
+      <w:hyperlink r:id="rId17">
         <w:r>
           <w:rPr>
             <w:lang w:val="pt_PT" w:bidi="pt_PT"/>
@@ -484,7 +441,7 @@
         </w:rPr>
         <w:t xml:space="preserve">, na </w:t>
       </w:r>
-      <w:hyperlink r:id="rId20">
+      <w:hyperlink r:id="rId18">
         <w:r>
           <w:rPr>
             <w:lang w:val="pt_PT" w:bidi="pt_PT"/>
@@ -502,7 +459,7 @@
         </w:rPr>
         <w:t xml:space="preserve">, mas quando ele ainda era pequeno, Maria e José foram viver em Nazaré. Portanto, Jesus foi mais tarde chamado de nazareno, que significa alguém de Nazaré. Isso não era um elogio. Os </w:t>
       </w:r>
-      <w:hyperlink r:id="rId21">
+      <w:hyperlink r:id="rId19">
         <w:r>
           <w:rPr>
             <w:lang w:val="pt_PT" w:bidi="pt_PT"/>
@@ -578,7 +535,7 @@
           <w:lang w:val="pt_PT" w:bidi="pt_PT"/>
         </w:rPr>
       </w:r>
-      <w:hyperlink r:id="rId15">
+      <w:hyperlink r:id="rId13">
         <w:r>
           <w:rPr>
             <w:lang w:val="pt_PT" w:bidi="pt_PT"/>

--- a/por/docx/013.content.docx
+++ b/por/docx/013.content.docx
@@ -45,7 +45,7 @@
         <w:rPr>
           <w:lang w:val="pt_PT" w:bidi="pt_PT"/>
         </w:rPr>
-        <w:t xml:space="preserve"> © 2023 SRV Partners Released under CC BY-SA 4.0 license. </w:t>
+        <w:t xml:space="preserve"> © 2025 Word Collective Released under CC BY-SA 4.0 license. </w:t>
       </w:r>
       <w:r>
         <w:rPr>
@@ -69,7 +69,7 @@
         <w:rPr>
           <w:lang w:val="pt_PT" w:bidi="pt_PT"/>
         </w:rPr>
-        <w:t xml:space="preserve"> © 2023 SRV Partners. Released under CC BY-SA 4.0 license by Mission Mutual</w:t>
+        <w:t xml:space="preserve"> © 2025 Word Collective. Released under CC BY-SA 4.0 license by Mission Mutual</w:t>
       </w:r>
       <w:r>
         <w:rPr>
